--- a/templates/sanitized/bld-mun-building-request.docx
+++ b/templates/sanitized/bld-mun-building-request.docx
@@ -665,7 +665,16 @@
           <w:szCs w:val="32"/>
           <w:rtl/>
         </w:rPr>
-        <w:t xml:space="preserve">بالإشارة إلى الموضوع اعلاه وبناء على رغبة السيد المالك نرجو التكرم بالموافقة على بناء فيلا جديدة في ارض خالية </w:t>
+        <w:t xml:space="preserve">بالإشارة إلى الموضوع اعلاه وبناء على رغبة السيد المالك نرجو التكرم بالموافقة على ‏ </w:t>
+      </w:r>
+      <w:r>
+        <w:rPr>
+          <w:sz w:val="32"/>
+          <w:szCs w:val="32"/>
+          <w:rtl/>
+        </w:rPr>
+        <w:br/>
+        <w:t> </w:t>
       </w:r>
     </w:p>
     <w:p>
